--- a/Tutorial Finalizado - Web mobile.docx
+++ b/Tutorial Finalizado - Web mobile.docx
@@ -1,6 +1,6 @@
 
 <file path=word/document.xml><?xml version="1.0" encoding="utf-8"?>
-<w:document xmlns:wpc="http://schemas.microsoft.com/office/word/2010/wordprocessingCanvas" xmlns:cx="http://schemas.microsoft.com/office/drawing/2014/chartex" xmlns:cx1="http://schemas.microsoft.com/office/drawing/2015/9/8/chartex" xmlns:cx2="http://schemas.microsoft.com/office/drawing/2015/10/21/chartex" xmlns:cx3="http://schemas.microsoft.com/office/drawing/2016/5/9/chartex" xmlns:cx4="http://schemas.microsoft.com/office/drawing/2016/5/10/chartex" xmlns:cx5="http://schemas.microsoft.com/office/drawing/2016/5/11/chartex" xmlns:cx6="http://schemas.microsoft.com/office/drawing/2016/5/12/chartex" xmlns:cx7="http://schemas.microsoft.com/office/drawing/2016/5/13/chartex" xmlns:cx8="http://schemas.microsoft.com/office/drawing/2016/5/14/chartex" xmlns:mc="http://schemas.openxmlformats.org/markup-compatibility/2006" xmlns:aink="http://schemas.microsoft.com/office/drawing/2016/ink" xmlns:am3d="http://schemas.microsoft.com/office/drawing/2017/model3d" xmlns:o="urn:schemas-microsoft-com:office:office" xmlns:oel="http://schemas.microsoft.com/office/2019/extlst" xmlns:r="http://schemas.openxmlformats.org/officeDocument/2006/relationships" xmlns:m="http://schemas.openxmlformats.org/officeDocument/2006/math" xmlns:v="urn:schemas-microsoft-com:vml" xmlns:wp14="http://schemas.microsoft.com/office/word/2010/wordprocessingDrawing" xmlns:wp="http://schemas.openxmlformats.org/drawingml/2006/wordprocessingDrawing" xmlns:w10="urn:schemas-microsoft-com:office:word" xmlns:w="http://schemas.openxmlformats.org/wordprocessingml/2006/main" xmlns:w14="http://schemas.microsoft.com/office/word/2010/wordml" xmlns:w15="http://schemas.microsoft.com/office/word/2012/wordml" xmlns:w16cex="http://schemas.microsoft.com/office/word/2018/wordml/cex" xmlns:w16cid="http://schemas.microsoft.com/office/word/2016/wordml/cid" xmlns:w16="http://schemas.microsoft.com/office/word/2018/wordml" xmlns:w16du="http://schemas.microsoft.com/office/word/2023/wordml/word16du" xmlns:w16sdtdh="http://schemas.microsoft.com/office/word/2020/wordml/sdtdatahash" xmlns:w16sdtfl="http://schemas.microsoft.com/office/word/2024/wordml/sdtformatlock" xmlns:w16se="http://schemas.microsoft.com/office/word/2015/wordml/symex" xmlns:wpg="http://schemas.microsoft.com/office/word/2010/wordprocessingGroup" xmlns:wpi="http://schemas.microsoft.com/office/word/2010/wordprocessingInk" xmlns:wne="http://schemas.microsoft.com/office/word/2006/wordml" xmlns:wps="http://schemas.microsoft.com/office/word/2010/wordprocessingShape" mc:Ignorable="w14 w15 w16se w16cid w16 w16cex w16sdtdh w16sdtfl w16du wp14">
+<w:document xmlns:wpc="http://schemas.microsoft.com/office/word/2010/wordprocessingCanvas" xmlns:cx="http://schemas.microsoft.com/office/drawing/2014/chartex" xmlns:cx1="http://schemas.microsoft.com/office/drawing/2015/9/8/chartex" xmlns:cx2="http://schemas.microsoft.com/office/drawing/2015/10/21/chartex" xmlns:cx3="http://schemas.microsoft.com/office/drawing/2016/5/9/chartex" xmlns:cx4="http://schemas.microsoft.com/office/drawing/2016/5/10/chartex" xmlns:cx5="http://schemas.microsoft.com/office/drawing/2016/5/11/chartex" xmlns:cx6="http://schemas.microsoft.com/office/drawing/2016/5/12/chartex" xmlns:cx7="http://schemas.microsoft.com/office/drawing/2016/5/13/chartex" xmlns:cx8="http://schemas.microsoft.com/office/drawing/2016/5/14/chartex" xmlns:mc="http://schemas.openxmlformats.org/markup-compatibility/2006" xmlns:aink="http://schemas.microsoft.com/office/drawing/2016/ink" xmlns:am3d="http://schemas.microsoft.com/office/drawing/2017/model3d" xmlns:o="urn:schemas-microsoft-com:office:office" xmlns:r="http://schemas.openxmlformats.org/officeDocument/2006/relationships" xmlns:m="http://schemas.openxmlformats.org/officeDocument/2006/math" xmlns:v="urn:schemas-microsoft-com:vml" xmlns:wp14="http://schemas.microsoft.com/office/word/2010/wordprocessingDrawing" xmlns:wp="http://schemas.openxmlformats.org/drawingml/2006/wordprocessingDrawing" xmlns:w10="urn:schemas-microsoft-com:office:word" xmlns:w="http://schemas.openxmlformats.org/wordprocessingml/2006/main" xmlns:w14="http://schemas.microsoft.com/office/word/2010/wordml" xmlns:w15="http://schemas.microsoft.com/office/word/2012/wordml" xmlns:w16cex="http://schemas.microsoft.com/office/word/2018/wordml/cex" xmlns:w16cid="http://schemas.microsoft.com/office/word/2016/wordml/cid" xmlns:w16="http://schemas.microsoft.com/office/word/2018/wordml" xmlns:w16sdtdh="http://schemas.microsoft.com/office/word/2020/wordml/sdtdatahash" xmlns:w16se="http://schemas.microsoft.com/office/word/2015/wordml/symex" xmlns:wpg="http://schemas.microsoft.com/office/word/2010/wordprocessingGroup" xmlns:wpi="http://schemas.microsoft.com/office/word/2010/wordprocessingInk" xmlns:wne="http://schemas.microsoft.com/office/word/2006/wordml" xmlns:wps="http://schemas.microsoft.com/office/word/2010/wordprocessingShape" mc:Ignorable="w14 w15 w16se w16cid w16 w16cex w16sdtdh wp14">
   <w:body>
     <w:p>
       <w:pPr>
@@ -178,7 +178,7 @@
     </w:p>
     <w:p>
       <w:pPr>
-        <w:pStyle w:val="Heading1"/>
+        <w:pStyle w:val="Ttulo1"/>
         <w:ind w:left="385" w:hanging="400"/>
       </w:pPr>
       <w:r>
@@ -210,7 +210,10 @@
         <w:ind w:left="-5" w:right="126"/>
       </w:pPr>
       <w:r>
-        <w:t xml:space="preserve">A escolha do nome indica o nosso principal objetivo, que é ensinar receitas saborosas e que agradam a todos da mesa do jantar em família. </w:t>
+        <w:t>A escolha do nome indica o no</w:t>
+      </w:r>
+      <w:r>
+        <w:t xml:space="preserve">sso principal objetivo, que é ensinar receitas saborosas e que agradam a todos da mesa do jantar em família. </w:t>
       </w:r>
     </w:p>
     <w:p>
@@ -224,10 +227,11 @@
     </w:p>
     <w:p>
       <w:pPr>
-        <w:pStyle w:val="Heading1"/>
+        <w:pStyle w:val="Ttulo1"/>
         <w:ind w:left="385" w:hanging="400"/>
       </w:pPr>
       <w:r>
+        <w:lastRenderedPageBreak/>
         <w:t xml:space="preserve">Imagem do protótipo inicial usando o Figma </w:t>
       </w:r>
     </w:p>
@@ -245,21 +249,13 @@
       <w:r>
         <w:t xml:space="preserve"> </w:t>
       </w:r>
-    </w:p>
-    <w:p>
-      <w:pPr>
-        <w:spacing w:after="116" w:line="259" w:lineRule="auto"/>
-        <w:ind w:left="0" w:right="359" w:firstLine="0"/>
-        <w:jc w:val="right"/>
-      </w:pPr>
       <w:r>
         <w:rPr>
           <w:noProof/>
         </w:rPr>
-        <w:lastRenderedPageBreak/>
         <w:drawing>
-          <wp:inline distT="0" distB="0" distL="0" distR="0" wp14:anchorId="63C88982" wp14:editId="1F501CD7">
-            <wp:extent cx="5886083" cy="4393167"/>
+          <wp:inline distT="0" distB="0" distL="0" distR="0" wp14:anchorId="7F94168F" wp14:editId="69D199FB">
+            <wp:extent cx="5600700" cy="3642360"/>
             <wp:effectExtent l="0" t="0" r="0" b="0"/>
             <wp:docPr id="307" name="Picture 307"/>
             <wp:cNvGraphicFramePr/>
@@ -271,7 +267,7 @@
                     <pic:cNvPicPr/>
                   </pic:nvPicPr>
                   <pic:blipFill>
-                    <a:blip r:embed="rId5"/>
+                    <a:blip r:embed="rId7"/>
                     <a:stretch>
                       <a:fillRect/>
                     </a:stretch>
@@ -279,7 +275,7 @@
                   <pic:spPr>
                     <a:xfrm>
                       <a:off x="0" y="0"/>
-                      <a:ext cx="5886083" cy="4393167"/>
+                      <a:ext cx="5601033" cy="3642577"/>
                     </a:xfrm>
                     <a:prstGeom prst="rect">
                       <a:avLst/>
@@ -291,9 +287,13 @@
           </wp:inline>
         </w:drawing>
       </w:r>
-      <w:r>
-        <w:t xml:space="preserve"> </w:t>
-      </w:r>
+    </w:p>
+    <w:p>
+      <w:pPr>
+        <w:spacing w:after="116" w:line="259" w:lineRule="auto"/>
+        <w:ind w:left="0" w:right="359" w:firstLine="0"/>
+        <w:jc w:val="right"/>
+      </w:pPr>
     </w:p>
     <w:p>
       <w:pPr>
@@ -336,7 +336,7 @@
                     <pic:cNvPicPr/>
                   </pic:nvPicPr>
                   <pic:blipFill>
-                    <a:blip r:embed="rId6"/>
+                    <a:blip r:embed="rId8"/>
                     <a:stretch>
                       <a:fillRect/>
                     </a:stretch>
@@ -374,12 +374,15 @@
     </w:p>
     <w:p>
       <w:pPr>
-        <w:pStyle w:val="Heading1"/>
+        <w:pStyle w:val="Ttulo1"/>
         <w:ind w:left="385" w:hanging="400"/>
       </w:pPr>
       <w:r>
         <w:lastRenderedPageBreak/>
-        <w:t>Explicação sobre o tipo de website escolhido</w:t>
+        <w:t xml:space="preserve">Explicação sobre o tipo de website </w:t>
+      </w:r>
+      <w:r>
+        <w:t>escolhido</w:t>
       </w:r>
       <w:r>
         <w:rPr>
@@ -394,7 +397,10 @@
         <w:ind w:left="-5" w:right="126"/>
       </w:pPr>
       <w:r>
-        <w:t xml:space="preserve">Demos preferência a um site de receitas, pois, apesar de existirem muitos no mercado, ao analisá-los vemos que são pouco intuitivos e com muitas informações no lado do usuário, o que acreditamos que possa prejudicar no entendimento do objetivo do site. Um exemplo é o site “Tudo Gostoso”, que na mesma página inclui receitas e notícias envolvendo o mundo dos famosos.  </w:t>
+        <w:t>Demos preferência a um site de receitas, pois, apesar de existirem muitos no mercado, ao analisá-los vemos que são pouco intuitivos e com muitas informações no lado do usuário, o que acreditamos que possa prejudicar no entendimento do objetivo d</w:t>
+      </w:r>
+      <w:r>
+        <w:t xml:space="preserve">o site. Um exemplo é o site “Tudo Gostoso”, que na mesma página inclui receitas e notícias envolvendo o mundo dos famosos.  </w:t>
       </w:r>
     </w:p>
     <w:p>
@@ -408,7 +414,7 @@
     </w:p>
     <w:p>
       <w:pPr>
-        <w:pStyle w:val="Heading1"/>
+        <w:pStyle w:val="Ttulo1"/>
         <w:ind w:left="385" w:hanging="400"/>
       </w:pPr>
       <w:r>
@@ -491,7 +497,7 @@
                     <pic:cNvPicPr/>
                   </pic:nvPicPr>
                   <pic:blipFill>
-                    <a:blip r:embed="rId7"/>
+                    <a:blip r:embed="rId9"/>
                     <a:stretch>
                       <a:fillRect/>
                     </a:stretch>
@@ -520,7 +526,10 @@
         <w:ind w:left="-5" w:right="126"/>
       </w:pPr>
       <w:r>
-        <w:t xml:space="preserve">Este bloco organiza os metadados (“meta”) e recursos necessários (como CSS e jQuery) para configurar a aparência e comportamento da página, tem a tag “lang” que determina a linguagem principal do site que nesse caso é o Português Brasil, além de garantir sua responsividade. </w:t>
+        <w:t>Este bloco organiza os metadados (“meta”) e recursos necessários (como CSS e jQuery) para configurar a aparência e comportamento da página, tem a tag “lang” que determina a linguagem principal do site que nesse caso é o Português Brasil, além de garantir s</w:t>
+      </w:r>
+      <w:r>
+        <w:t xml:space="preserve">ua responsividade. </w:t>
       </w:r>
     </w:p>
     <w:p>
@@ -568,7 +577,7 @@
                     <pic:cNvPicPr/>
                   </pic:nvPicPr>
                   <pic:blipFill>
-                    <a:blip r:embed="rId8"/>
+                    <a:blip r:embed="rId10"/>
                     <a:stretch>
                       <a:fillRect/>
                     </a:stretch>
@@ -601,7 +610,10 @@
       </w:pPr>
       <w:r>
         <w:lastRenderedPageBreak/>
-        <w:t xml:space="preserve">Este bloco constrói o cabeçalho da página, contendo o título principal em “h1” e um menu de navegação em “nav” para facilitar o acesso às seções do site, que são: Receitas e Contatos, contidas em uma lista que é referenciada pelas tags “ul” e “li”, a tag “a” serve para adicionar link ao texto. </w:t>
+        <w:t>Este bloco constrói o cabeçalho da página, contendo o título principal em “h1” e um menu de navegação em “nav” para facilitar o acesso às seções do site, que são: Receitas e Contatos, contidas em uma lista que é referenciada pelas tags “ul” e “li”, a tag “</w:t>
+      </w:r>
+      <w:r>
+        <w:t xml:space="preserve">a” serve para adicionar link ao texto. </w:t>
       </w:r>
     </w:p>
     <w:p>
@@ -649,7 +661,7 @@
                     <pic:cNvPicPr/>
                   </pic:nvPicPr>
                   <pic:blipFill>
-                    <a:blip r:embed="rId9"/>
+                    <a:blip r:embed="rId11"/>
                     <a:stretch>
                       <a:fillRect/>
                     </a:stretch>
@@ -732,7 +744,10 @@
         <w:t>)</w:t>
       </w:r>
       <w:r>
-        <w:t xml:space="preserve">. Cada receita é detalhada com imagem, título, descrição e um link para mais informações, enquanto botões (“button”) facilitam a navegação entre elas. </w:t>
+        <w:t xml:space="preserve">. Cada receita é detalhada com imagem, </w:t>
+      </w:r>
+      <w:r>
+        <w:t xml:space="preserve">título, descrição e um link para mais informações, enquanto botões (“button”) facilitam a navegação entre elas. </w:t>
       </w:r>
     </w:p>
     <w:p>
@@ -784,7 +799,7 @@
                     <pic:cNvPicPr/>
                   </pic:nvPicPr>
                   <pic:blipFill>
-                    <a:blip r:embed="rId10"/>
+                    <a:blip r:embed="rId12"/>
                     <a:stretch>
                       <a:fillRect/>
                     </a:stretch>
@@ -821,6 +836,11 @@
     </w:p>
     <w:p>
       <w:pPr>
+        <w:ind w:left="-5" w:right="126"/>
+      </w:pPr>
+    </w:p>
+    <w:p>
+      <w:pPr>
         <w:spacing w:after="0" w:line="360" w:lineRule="auto"/>
         <w:ind w:left="0" w:right="9689" w:firstLine="0"/>
       </w:pPr>
@@ -841,6 +861,7 @@
           <w:b/>
           <w:sz w:val="30"/>
         </w:rPr>
+        <w:lastRenderedPageBreak/>
         <w:t xml:space="preserve">CSS: </w:t>
       </w:r>
     </w:p>
@@ -853,7 +874,6 @@
         <w:rPr>
           <w:b/>
         </w:rPr>
-        <w:lastRenderedPageBreak/>
         <w:t xml:space="preserve">Reset Básico: </w:t>
       </w:r>
     </w:p>
@@ -880,7 +900,7 @@
                     <pic:cNvPicPr/>
                   </pic:nvPicPr>
                   <pic:blipFill>
-                    <a:blip r:embed="rId11"/>
+                    <a:blip r:embed="rId13"/>
                     <a:stretch>
                       <a:fillRect/>
                     </a:stretch>
@@ -934,7 +954,13 @@
         <w:rPr>
           <w:b/>
         </w:rPr>
-        <w:t xml:space="preserve">Estilos para o Corpo: </w:t>
+        <w:t>Estilos para o C</w:t>
+      </w:r>
+      <w:r>
+        <w:rPr>
+          <w:b/>
+        </w:rPr>
+        <w:t xml:space="preserve">orpo: </w:t>
       </w:r>
     </w:p>
     <w:p>
@@ -961,7 +987,7 @@
                     <pic:cNvPicPr/>
                   </pic:nvPicPr>
                   <pic:blipFill>
-                    <a:blip r:embed="rId12"/>
+                    <a:blip r:embed="rId14"/>
                     <a:stretch>
                       <a:fillRect/>
                     </a:stretch>
@@ -1042,7 +1068,7 @@
                     <pic:cNvPicPr/>
                   </pic:nvPicPr>
                   <pic:blipFill>
-                    <a:blip r:embed="rId13"/>
+                    <a:blip r:embed="rId15"/>
                     <a:stretch>
                       <a:fillRect/>
                     </a:stretch>
@@ -1123,7 +1149,7 @@
                     <pic:cNvPicPr/>
                   </pic:nvPicPr>
                   <pic:blipFill>
-                    <a:blip r:embed="rId14"/>
+                    <a:blip r:embed="rId16"/>
                     <a:stretch>
                       <a:fillRect/>
                     </a:stretch>
@@ -1203,7 +1229,7 @@
                     <pic:cNvPicPr/>
                   </pic:nvPicPr>
                   <pic:blipFill>
-                    <a:blip r:embed="rId15"/>
+                    <a:blip r:embed="rId17"/>
                     <a:stretch>
                       <a:fillRect/>
                     </a:stretch>
@@ -1273,7 +1299,7 @@
                     <pic:cNvPicPr/>
                   </pic:nvPicPr>
                   <pic:blipFill>
-                    <a:blip r:embed="rId16"/>
+                    <a:blip r:embed="rId18"/>
                     <a:stretch>
                       <a:fillRect/>
                     </a:stretch>
@@ -1355,7 +1381,7 @@
                     <pic:cNvPicPr/>
                   </pic:nvPicPr>
                   <pic:blipFill>
-                    <a:blip r:embed="rId17"/>
+                    <a:blip r:embed="rId19"/>
                     <a:stretch>
                       <a:fillRect/>
                     </a:stretch>
@@ -1387,7 +1413,10 @@
         <w:ind w:left="-5" w:right="126"/>
       </w:pPr>
       <w:r>
-        <w:t xml:space="preserve">Estiliza as imagens dos cards de receita, garantindo centralização e responsividade, adicionando borda e sombra . </w:t>
+        <w:t>Estiliza as imagens dos cards de receita, garantindo centralização e responsividade, adicionando borda e s</w:t>
+      </w:r>
+      <w:r>
+        <w:t xml:space="preserve">ombra . </w:t>
       </w:r>
     </w:p>
     <w:p>
@@ -1425,7 +1454,7 @@
                     <pic:cNvPicPr/>
                   </pic:nvPicPr>
                   <pic:blipFill>
-                    <a:blip r:embed="rId18"/>
+                    <a:blip r:embed="rId20"/>
                     <a:stretch>
                       <a:fillRect/>
                     </a:stretch>
@@ -1480,6 +1509,42 @@
     </w:p>
     <w:p>
       <w:pPr>
+        <w:spacing w:after="0" w:line="360" w:lineRule="auto"/>
+        <w:ind w:left="0" w:right="9689" w:firstLine="0"/>
+      </w:pPr>
+    </w:p>
+    <w:p>
+      <w:pPr>
+        <w:spacing w:after="0" w:line="360" w:lineRule="auto"/>
+        <w:ind w:left="0" w:right="9689" w:firstLine="0"/>
+      </w:pPr>
+    </w:p>
+    <w:p>
+      <w:pPr>
+        <w:spacing w:after="0" w:line="360" w:lineRule="auto"/>
+        <w:ind w:left="0" w:right="9689" w:firstLine="0"/>
+      </w:pPr>
+    </w:p>
+    <w:p>
+      <w:pPr>
+        <w:spacing w:after="0" w:line="360" w:lineRule="auto"/>
+        <w:ind w:left="0" w:right="9689" w:firstLine="0"/>
+      </w:pPr>
+    </w:p>
+    <w:p>
+      <w:pPr>
+        <w:spacing w:after="0" w:line="360" w:lineRule="auto"/>
+        <w:ind w:left="0" w:right="9689" w:firstLine="0"/>
+      </w:pPr>
+    </w:p>
+    <w:p>
+      <w:pPr>
+        <w:spacing w:after="0" w:line="360" w:lineRule="auto"/>
+        <w:ind w:left="0" w:right="9689" w:firstLine="0"/>
+      </w:pPr>
+    </w:p>
+    <w:p>
+      <w:pPr>
         <w:spacing w:after="95" w:line="259" w:lineRule="auto"/>
         <w:ind w:left="-5" w:right="0"/>
       </w:pPr>
@@ -1487,6 +1552,7 @@
         <w:rPr>
           <w:b/>
         </w:rPr>
+        <w:lastRenderedPageBreak/>
         <w:t xml:space="preserve">Estilização da Seção de Detalhes da Receita: </w:t>
       </w:r>
     </w:p>
@@ -1500,7 +1566,6 @@
         <w:rPr>
           <w:noProof/>
         </w:rPr>
-        <w:lastRenderedPageBreak/>
         <w:drawing>
           <wp:inline distT="0" distB="0" distL="0" distR="0" wp14:anchorId="0DA1071B" wp14:editId="759A40EA">
             <wp:extent cx="3603918" cy="2653016"/>
@@ -1515,7 +1580,7 @@
                     <pic:cNvPicPr/>
                   </pic:nvPicPr>
                   <pic:blipFill>
-                    <a:blip r:embed="rId19"/>
+                    <a:blip r:embed="rId21"/>
                     <a:stretch>
                       <a:fillRect/>
                     </a:stretch>
@@ -1592,7 +1657,7 @@
                     <pic:cNvPicPr/>
                   </pic:nvPicPr>
                   <pic:blipFill>
-                    <a:blip r:embed="rId20"/>
+                    <a:blip r:embed="rId22"/>
                     <a:stretch>
                       <a:fillRect/>
                     </a:stretch>
@@ -1624,7 +1689,10 @@
         <w:ind w:left="-5" w:right="126"/>
       </w:pPr>
       <w:r>
-        <w:t xml:space="preserve">Cria botões com um visual interativo, com efeitos de transição e bordas arredondadas. E muda de cor ao passar o mouse por cima com o “houver”. </w:t>
+        <w:t>Cria botões c</w:t>
+      </w:r>
+      <w:r>
+        <w:t xml:space="preserve">om um visual interativo, com efeitos de transição e bordas arredondadas. E muda de cor ao passar o mouse por cima com o “houver”. </w:t>
       </w:r>
     </w:p>
     <w:p>
@@ -1638,6 +1706,30 @@
     </w:p>
     <w:p>
       <w:pPr>
+        <w:spacing w:after="0" w:line="360" w:lineRule="auto"/>
+        <w:ind w:left="0" w:right="9689" w:firstLine="0"/>
+      </w:pPr>
+    </w:p>
+    <w:p>
+      <w:pPr>
+        <w:spacing w:after="0" w:line="360" w:lineRule="auto"/>
+        <w:ind w:left="0" w:right="9689" w:firstLine="0"/>
+      </w:pPr>
+    </w:p>
+    <w:p>
+      <w:pPr>
+        <w:spacing w:after="0" w:line="360" w:lineRule="auto"/>
+        <w:ind w:left="0" w:right="9689" w:firstLine="0"/>
+      </w:pPr>
+    </w:p>
+    <w:p>
+      <w:pPr>
+        <w:spacing w:after="0" w:line="360" w:lineRule="auto"/>
+        <w:ind w:left="0" w:right="9689" w:firstLine="0"/>
+      </w:pPr>
+    </w:p>
+    <w:p>
+      <w:pPr>
         <w:spacing w:after="95" w:line="259" w:lineRule="auto"/>
         <w:ind w:left="-5" w:right="0"/>
       </w:pPr>
@@ -1645,6 +1737,7 @@
         <w:rPr>
           <w:b/>
         </w:rPr>
+        <w:lastRenderedPageBreak/>
         <w:t xml:space="preserve">Controles do Carousel: </w:t>
       </w:r>
     </w:p>
@@ -1658,7 +1751,6 @@
         <w:rPr>
           <w:noProof/>
         </w:rPr>
-        <w:lastRenderedPageBreak/>
         <w:drawing>
           <wp:inline distT="0" distB="0" distL="0" distR="0" wp14:anchorId="36246D8D" wp14:editId="2E8B9410">
             <wp:extent cx="3309138" cy="5829029"/>
@@ -1673,7 +1765,7 @@
                     <pic:cNvPicPr/>
                   </pic:nvPicPr>
                   <pic:blipFill>
-                    <a:blip r:embed="rId21"/>
+                    <a:blip r:embed="rId23"/>
                     <a:stretch>
                       <a:fillRect/>
                     </a:stretch>
@@ -1705,7 +1797,10 @@
         <w:ind w:left="-5" w:right="126"/>
       </w:pPr>
       <w:r>
-        <w:t xml:space="preserve">Define o visual e o posicionamento dos botões que controlam a navegação do carrossel. Em telas menores (até 600px), os botões ficam menores e mais discretos, ajustando a posição e o tamanho, isso é definido pelo “@media”. </w:t>
+        <w:t>Define o visual e o posicionamento dos botões que controlam a navegação do carrossel. Em tel</w:t>
+      </w:r>
+      <w:r>
+        <w:t xml:space="preserve">as menores (até 600px), os botões ficam menores e mais discretos, ajustando a posição e o tamanho, isso é definido pelo “@media”. </w:t>
       </w:r>
     </w:p>
     <w:p>
@@ -1731,7 +1826,7 @@
                     <pic:cNvPicPr/>
                   </pic:nvPicPr>
                   <pic:blipFill>
-                    <a:blip r:embed="rId22"/>
+                    <a:blip r:embed="rId24"/>
                     <a:stretch>
                       <a:fillRect/>
                     </a:stretch>
@@ -1764,14 +1859,21 @@
         <w:ind w:left="-5" w:right="126"/>
       </w:pPr>
       <w:r>
-        <w:t xml:space="preserve">Esse código remove os estilos padrão das listas dentro da seção de detalhes da receita . </w:t>
-      </w:r>
-    </w:p>
-    <w:p>
-      <w:pPr>
-        <w:spacing w:after="0" w:line="259" w:lineRule="auto"/>
-        <w:ind w:left="0" w:right="0" w:firstLine="0"/>
-      </w:pPr>
+        <w:t>Esse código remove os e</w:t>
+      </w:r>
+      <w:r>
+        <w:t xml:space="preserve">stilos padrão das listas dentro da seção de detalhes da </w:t>
+      </w:r>
+      <w:proofErr w:type="gramStart"/>
+      <w:r>
+        <w:t>receita .</w:t>
+      </w:r>
+      <w:proofErr w:type="gramEnd"/>
+      <w:r>
+        <w:t xml:space="preserve"> </w:t>
+      </w:r>
+    </w:p>
+    <w:p>
       <w:r>
         <w:t xml:space="preserve"> </w:t>
       </w:r>
@@ -1785,6 +1887,7 @@
         <w:rPr>
           <w:b/>
         </w:rPr>
+        <w:lastRenderedPageBreak/>
         <w:t xml:space="preserve">Rodapé: </w:t>
       </w:r>
     </w:p>
@@ -1797,7 +1900,6 @@
         <w:rPr>
           <w:noProof/>
         </w:rPr>
-        <w:lastRenderedPageBreak/>
         <w:drawing>
           <wp:inline distT="0" distB="0" distL="0" distR="0" wp14:anchorId="13C39FEA" wp14:editId="52DA9FC2">
             <wp:extent cx="2044439" cy="1607024"/>
@@ -1812,7 +1914,7 @@
                     <pic:cNvPicPr/>
                   </pic:nvPicPr>
                   <pic:blipFill>
-                    <a:blip r:embed="rId23"/>
+                    <a:blip r:embed="rId25"/>
                     <a:stretch>
                       <a:fillRect/>
                     </a:stretch>
@@ -1850,6 +1952,758 @@
     </w:p>
     <w:p>
       <w:pPr>
+        <w:spacing w:after="95" w:line="259" w:lineRule="auto"/>
+        <w:ind w:left="-5" w:right="0"/>
+      </w:pPr>
+      <w:r>
+        <w:rPr>
+          <w:b/>
+        </w:rPr>
+        <w:t>Chat - Contato</w:t>
+      </w:r>
+      <w:r>
+        <w:rPr>
+          <w:b/>
+        </w:rPr>
+        <w:t xml:space="preserve">: </w:t>
+      </w:r>
+    </w:p>
+    <w:p>
+      <w:pPr>
+        <w:spacing w:after="172" w:line="259" w:lineRule="auto"/>
+        <w:ind w:left="0" w:right="126" w:firstLine="0"/>
+      </w:pPr>
+      <w:r>
+        <w:t>Estiliza a caixa de chat fixa no canto inferior direito</w:t>
+      </w:r>
+      <w:r>
+        <w:t xml:space="preserve">, </w:t>
+      </w:r>
+      <w:r>
+        <w:t>o cabeçalho</w:t>
+      </w:r>
+      <w:r>
+        <w:t xml:space="preserve">, </w:t>
+      </w:r>
+      <w:r>
+        <w:t xml:space="preserve">o botão de fechar </w:t>
+      </w:r>
+      <w:r>
+        <w:t>e</w:t>
+      </w:r>
+      <w:r>
+        <w:t xml:space="preserve"> a área de conteúdo</w:t>
+      </w:r>
+      <w:r>
+        <w:t xml:space="preserve"> do chat</w:t>
+      </w:r>
+      <w:r>
+        <w:t>.</w:t>
+      </w:r>
+    </w:p>
+    <w:p>
+      <w:pPr>
+        <w:spacing w:after="172" w:line="259" w:lineRule="auto"/>
+        <w:ind w:left="-5" w:right="126"/>
+      </w:pPr>
+      <w:r>
+        <w:drawing>
+          <wp:inline distT="0" distB="0" distL="0" distR="0" wp14:anchorId="3D08DA35" wp14:editId="384888E3">
+            <wp:extent cx="3368040" cy="5698603"/>
+            <wp:effectExtent l="0" t="0" r="3810" b="0"/>
+            <wp:docPr id="1" name="Imagem 1"/>
+            <wp:cNvGraphicFramePr>
+              <a:graphicFrameLocks xmlns:a="http://schemas.openxmlformats.org/drawingml/2006/main" noChangeAspect="1"/>
+            </wp:cNvGraphicFramePr>
+            <a:graphic xmlns:a="http://schemas.openxmlformats.org/drawingml/2006/main">
+              <a:graphicData uri="http://schemas.openxmlformats.org/drawingml/2006/picture">
+                <pic:pic xmlns:pic="http://schemas.openxmlformats.org/drawingml/2006/picture">
+                  <pic:nvPicPr>
+                    <pic:cNvPr id="1" name=""/>
+                    <pic:cNvPicPr/>
+                  </pic:nvPicPr>
+                  <pic:blipFill>
+                    <a:blip r:embed="rId26"/>
+                    <a:stretch>
+                      <a:fillRect/>
+                    </a:stretch>
+                  </pic:blipFill>
+                  <pic:spPr>
+                    <a:xfrm>
+                      <a:off x="0" y="0"/>
+                      <a:ext cx="3384263" cy="5726053"/>
+                    </a:xfrm>
+                    <a:prstGeom prst="rect">
+                      <a:avLst/>
+                    </a:prstGeom>
+                  </pic:spPr>
+                </pic:pic>
+              </a:graphicData>
+            </a:graphic>
+          </wp:inline>
+        </w:drawing>
+      </w:r>
+    </w:p>
+    <w:p>
+      <w:pPr>
+        <w:spacing w:after="172" w:line="259" w:lineRule="auto"/>
+        <w:ind w:left="-5" w:right="126"/>
+      </w:pPr>
+      <w:r>
+        <w:lastRenderedPageBreak/>
+        <w:t>Estiliza a área de entrada do texto do chat</w:t>
+      </w:r>
+      <w:r>
+        <w:t xml:space="preserve"> e</w:t>
+      </w:r>
+      <w:r>
+        <w:t xml:space="preserve"> o campo de digitação</w:t>
+      </w:r>
+      <w:r>
+        <w:t>.</w:t>
+      </w:r>
+    </w:p>
+    <w:p>
+      <w:pPr>
+        <w:spacing w:after="172" w:line="259" w:lineRule="auto"/>
+        <w:ind w:left="-5" w:right="126"/>
+      </w:pPr>
+      <w:r>
+        <w:drawing>
+          <wp:anchor distT="0" distB="0" distL="114300" distR="114300" simplePos="0" relativeHeight="251658240" behindDoc="0" locked="0" layoutInCell="1" allowOverlap="1" wp14:anchorId="04DB0B02" wp14:editId="400331D4">
+            <wp:simplePos x="708660" y="1303020"/>
+            <wp:positionH relativeFrom="column">
+              <wp:align>left</wp:align>
+            </wp:positionH>
+            <wp:positionV relativeFrom="paragraph">
+              <wp:align>top</wp:align>
+            </wp:positionV>
+            <wp:extent cx="2943636" cy="2457793"/>
+            <wp:effectExtent l="0" t="0" r="9525" b="0"/>
+            <wp:wrapSquare wrapText="bothSides"/>
+            <wp:docPr id="2" name="Imagem 2"/>
+            <wp:cNvGraphicFramePr>
+              <a:graphicFrameLocks xmlns:a="http://schemas.openxmlformats.org/drawingml/2006/main" noChangeAspect="1"/>
+            </wp:cNvGraphicFramePr>
+            <a:graphic xmlns:a="http://schemas.openxmlformats.org/drawingml/2006/main">
+              <a:graphicData uri="http://schemas.openxmlformats.org/drawingml/2006/picture">
+                <pic:pic xmlns:pic="http://schemas.openxmlformats.org/drawingml/2006/picture">
+                  <pic:nvPicPr>
+                    <pic:cNvPr id="1" name=""/>
+                    <pic:cNvPicPr/>
+                  </pic:nvPicPr>
+                  <pic:blipFill>
+                    <a:blip r:embed="rId27">
+                      <a:extLst>
+                        <a:ext uri="{28A0092B-C50C-407E-A947-70E740481C1C}">
+                          <a14:useLocalDpi xmlns:a14="http://schemas.microsoft.com/office/drawing/2010/main" val="0"/>
+                        </a:ext>
+                      </a:extLst>
+                    </a:blip>
+                    <a:stretch>
+                      <a:fillRect/>
+                    </a:stretch>
+                  </pic:blipFill>
+                  <pic:spPr>
+                    <a:xfrm>
+                      <a:off x="0" y="0"/>
+                      <a:ext cx="2943636" cy="2457793"/>
+                    </a:xfrm>
+                    <a:prstGeom prst="rect">
+                      <a:avLst/>
+                    </a:prstGeom>
+                  </pic:spPr>
+                </pic:pic>
+              </a:graphicData>
+            </a:graphic>
+          </wp:anchor>
+        </w:drawing>
+      </w:r>
+      <w:r>
+        <w:br w:type="textWrapping" w:clear="all"/>
+      </w:r>
+    </w:p>
+    <w:p>
+      <w:pPr>
+        <w:spacing w:after="172" w:line="259" w:lineRule="auto"/>
+        <w:ind w:left="-5" w:right="126"/>
+        <w:rPr>
+          <w:b/>
+          <w:bCs/>
+        </w:rPr>
+      </w:pPr>
+    </w:p>
+    <w:p>
+      <w:pPr>
+        <w:spacing w:after="172" w:line="259" w:lineRule="auto"/>
+        <w:ind w:left="-5" w:right="126"/>
+        <w:rPr>
+          <w:b/>
+          <w:bCs/>
+        </w:rPr>
+      </w:pPr>
+      <w:r>
+        <w:rPr>
+          <w:b/>
+          <w:bCs/>
+        </w:rPr>
+        <w:t>Input do chat:</w:t>
+      </w:r>
+    </w:p>
+    <w:p>
+      <w:pPr>
+        <w:spacing w:after="172" w:line="259" w:lineRule="auto"/>
+        <w:ind w:left="-5" w:right="126"/>
+      </w:pPr>
+      <w:r>
+        <w:t>Estiliza o botão de envio no chat.</w:t>
+      </w:r>
+      <w:r>
+        <w:t xml:space="preserve"> </w:t>
+      </w:r>
+      <w:r>
+        <w:t xml:space="preserve">Estiliza o </w:t>
+      </w:r>
+      <w:r>
+        <w:rPr>
+          <w:rStyle w:val="CdigoHTML"/>
+          <w:rFonts w:eastAsia="Arial"/>
+        </w:rPr>
+        <w:t>“</w:t>
+      </w:r>
+      <w:proofErr w:type="spellStart"/>
+      <w:r>
+        <w:rPr>
+          <w:rStyle w:val="CdigoHTML"/>
+          <w:rFonts w:eastAsia="Arial"/>
+        </w:rPr>
+        <w:t>dialog</w:t>
+      </w:r>
+      <w:proofErr w:type="spellEnd"/>
+      <w:r>
+        <w:rPr>
+          <w:rStyle w:val="CdigoHTML"/>
+          <w:rFonts w:eastAsia="Arial"/>
+        </w:rPr>
+        <w:t>”</w:t>
+      </w:r>
+      <w:r>
+        <w:t xml:space="preserve"> para o chat.</w:t>
+      </w:r>
+      <w:r>
+        <w:t xml:space="preserve"> </w:t>
+      </w:r>
+      <w:r>
+        <w:t xml:space="preserve">Estiliza o cabeçalho do </w:t>
+      </w:r>
+      <w:r>
+        <w:rPr>
+          <w:rStyle w:val="CdigoHTML"/>
+          <w:rFonts w:eastAsia="Arial"/>
+        </w:rPr>
+        <w:t>“</w:t>
+      </w:r>
+      <w:proofErr w:type="spellStart"/>
+      <w:r>
+        <w:rPr>
+          <w:rStyle w:val="CdigoHTML"/>
+          <w:rFonts w:eastAsia="Arial"/>
+        </w:rPr>
+        <w:t>dialog</w:t>
+      </w:r>
+      <w:proofErr w:type="spellEnd"/>
+      <w:r>
+        <w:rPr>
+          <w:rStyle w:val="CdigoHTML"/>
+          <w:rFonts w:eastAsia="Arial"/>
+        </w:rPr>
+        <w:t>”.</w:t>
+      </w:r>
+      <w:r>
+        <w:t xml:space="preserve"> </w:t>
+      </w:r>
+      <w:r>
+        <w:t xml:space="preserve">Estiliza o botão de fechar no cabeçalho do </w:t>
+      </w:r>
+      <w:r>
+        <w:rPr>
+          <w:rStyle w:val="CdigoHTML"/>
+          <w:rFonts w:eastAsia="Arial"/>
+        </w:rPr>
+        <w:t>“</w:t>
+      </w:r>
+      <w:proofErr w:type="spellStart"/>
+      <w:r>
+        <w:rPr>
+          <w:rStyle w:val="CdigoHTML"/>
+          <w:rFonts w:eastAsia="Arial"/>
+        </w:rPr>
+        <w:t>dialog</w:t>
+      </w:r>
+      <w:proofErr w:type="spellEnd"/>
+      <w:r>
+        <w:rPr>
+          <w:rStyle w:val="CdigoHTML"/>
+          <w:rFonts w:eastAsia="Arial"/>
+        </w:rPr>
+        <w:t>”</w:t>
+      </w:r>
+      <w:r>
+        <w:t>.</w:t>
+      </w:r>
+    </w:p>
+    <w:p>
+      <w:pPr>
+        <w:spacing w:after="172" w:line="259" w:lineRule="auto"/>
+        <w:ind w:left="-5" w:right="126"/>
+      </w:pPr>
+      <w:r>
+        <w:drawing>
+          <wp:inline distT="0" distB="0" distL="0" distR="0" wp14:anchorId="4FEA7B51" wp14:editId="7A3CB98A">
+            <wp:extent cx="3757076" cy="4541520"/>
+            <wp:effectExtent l="0" t="0" r="0" b="0"/>
+            <wp:docPr id="3" name="Imagem 3"/>
+            <wp:cNvGraphicFramePr>
+              <a:graphicFrameLocks xmlns:a="http://schemas.openxmlformats.org/drawingml/2006/main" noChangeAspect="1"/>
+            </wp:cNvGraphicFramePr>
+            <a:graphic xmlns:a="http://schemas.openxmlformats.org/drawingml/2006/main">
+              <a:graphicData uri="http://schemas.openxmlformats.org/drawingml/2006/picture">
+                <pic:pic xmlns:pic="http://schemas.openxmlformats.org/drawingml/2006/picture">
+                  <pic:nvPicPr>
+                    <pic:cNvPr id="1" name=""/>
+                    <pic:cNvPicPr/>
+                  </pic:nvPicPr>
+                  <pic:blipFill>
+                    <a:blip r:embed="rId28"/>
+                    <a:stretch>
+                      <a:fillRect/>
+                    </a:stretch>
+                  </pic:blipFill>
+                  <pic:spPr>
+                    <a:xfrm>
+                      <a:off x="0" y="0"/>
+                      <a:ext cx="3761760" cy="4547181"/>
+                    </a:xfrm>
+                    <a:prstGeom prst="rect">
+                      <a:avLst/>
+                    </a:prstGeom>
+                  </pic:spPr>
+                </pic:pic>
+              </a:graphicData>
+            </a:graphic>
+          </wp:inline>
+        </w:drawing>
+      </w:r>
+    </w:p>
+    <w:p>
+      <w:pPr>
+        <w:spacing w:after="172" w:line="259" w:lineRule="auto"/>
+        <w:ind w:left="-5" w:right="126"/>
+        <w:rPr>
+          <w:b/>
+          <w:bCs/>
+        </w:rPr>
+      </w:pPr>
+      <w:r>
+        <w:rPr>
+          <w:b/>
+          <w:bCs/>
+        </w:rPr>
+        <w:lastRenderedPageBreak/>
+        <w:t>Conteúdo do chat:</w:t>
+      </w:r>
+    </w:p>
+    <w:p>
+      <w:pPr>
+        <w:spacing w:after="172" w:line="259" w:lineRule="auto"/>
+        <w:ind w:left="-5" w:right="126"/>
+      </w:pPr>
+      <w:r>
+        <w:t xml:space="preserve">Estiliza o </w:t>
+      </w:r>
+      <w:r>
+        <w:rPr>
+          <w:rStyle w:val="CdigoHTML"/>
+          <w:rFonts w:eastAsia="Arial"/>
+        </w:rPr>
+        <w:t>&lt;</w:t>
+      </w:r>
+      <w:proofErr w:type="spellStart"/>
+      <w:r>
+        <w:rPr>
+          <w:rStyle w:val="CdigoHTML"/>
+          <w:rFonts w:eastAsia="Arial"/>
+        </w:rPr>
+        <w:t>dialog</w:t>
+      </w:r>
+      <w:proofErr w:type="spellEnd"/>
+      <w:r>
+        <w:rPr>
+          <w:rStyle w:val="CdigoHTML"/>
+          <w:rFonts w:eastAsia="Arial"/>
+        </w:rPr>
+        <w:t>&gt;</w:t>
+      </w:r>
+      <w:r>
+        <w:t xml:space="preserve"> para o chat</w:t>
+      </w:r>
+      <w:r>
+        <w:t>, o cabeçalho dele e o botão de fechar.</w:t>
+      </w:r>
+      <w:r>
+        <w:drawing>
+          <wp:inline distT="0" distB="0" distL="0" distR="0" wp14:anchorId="317FD9CD" wp14:editId="10D35675">
+            <wp:extent cx="4277322" cy="7249537"/>
+            <wp:effectExtent l="0" t="0" r="9525" b="8890"/>
+            <wp:docPr id="4" name="Imagem 4"/>
+            <wp:cNvGraphicFramePr>
+              <a:graphicFrameLocks xmlns:a="http://schemas.openxmlformats.org/drawingml/2006/main" noChangeAspect="1"/>
+            </wp:cNvGraphicFramePr>
+            <a:graphic xmlns:a="http://schemas.openxmlformats.org/drawingml/2006/main">
+              <a:graphicData uri="http://schemas.openxmlformats.org/drawingml/2006/picture">
+                <pic:pic xmlns:pic="http://schemas.openxmlformats.org/drawingml/2006/picture">
+                  <pic:nvPicPr>
+                    <pic:cNvPr id="1" name=""/>
+                    <pic:cNvPicPr/>
+                  </pic:nvPicPr>
+                  <pic:blipFill>
+                    <a:blip r:embed="rId29"/>
+                    <a:stretch>
+                      <a:fillRect/>
+                    </a:stretch>
+                  </pic:blipFill>
+                  <pic:spPr>
+                    <a:xfrm>
+                      <a:off x="0" y="0"/>
+                      <a:ext cx="4277322" cy="7249537"/>
+                    </a:xfrm>
+                    <a:prstGeom prst="rect">
+                      <a:avLst/>
+                    </a:prstGeom>
+                  </pic:spPr>
+                </pic:pic>
+              </a:graphicData>
+            </a:graphic>
+          </wp:inline>
+        </w:drawing>
+      </w:r>
+    </w:p>
+    <w:p>
+      <w:pPr>
+        <w:spacing w:after="172" w:line="259" w:lineRule="auto"/>
+        <w:ind w:left="-5" w:right="126"/>
+      </w:pPr>
+    </w:p>
+    <w:p>
+      <w:pPr>
+        <w:spacing w:after="172" w:line="259" w:lineRule="auto"/>
+        <w:ind w:left="-5" w:right="126"/>
+      </w:pPr>
+    </w:p>
+    <w:p>
+      <w:pPr>
+        <w:spacing w:after="172" w:line="259" w:lineRule="auto"/>
+        <w:ind w:left="-5" w:right="126"/>
+      </w:pPr>
+    </w:p>
+    <w:p>
+      <w:pPr>
+        <w:spacing w:after="172" w:line="259" w:lineRule="auto"/>
+        <w:ind w:left="-5" w:right="126"/>
+        <w:rPr>
+          <w:b/>
+          <w:bCs/>
+        </w:rPr>
+      </w:pPr>
+      <w:r>
+        <w:rPr>
+          <w:b/>
+          <w:bCs/>
+        </w:rPr>
+        <w:lastRenderedPageBreak/>
+        <w:t>Rodapé do chat:</w:t>
+      </w:r>
+    </w:p>
+    <w:p>
+      <w:pPr>
+        <w:spacing w:after="172" w:line="259" w:lineRule="auto"/>
+        <w:ind w:left="-5" w:right="126"/>
+      </w:pPr>
+      <w:r>
+        <w:t>Estiliza o rodapé do chat, usa elementos do leitor de tela para acessibilidade e o campo de entrada.</w:t>
+      </w:r>
+    </w:p>
+    <w:p>
+      <w:pPr>
+        <w:spacing w:after="172" w:line="259" w:lineRule="auto"/>
+        <w:ind w:left="-5" w:right="126"/>
+      </w:pPr>
+      <w:r>
+        <w:drawing>
+          <wp:inline distT="0" distB="0" distL="0" distR="0" wp14:anchorId="20815837" wp14:editId="1D220136">
+            <wp:extent cx="3829584" cy="5430008"/>
+            <wp:effectExtent l="0" t="0" r="0" b="0"/>
+            <wp:docPr id="5" name="Imagem 5"/>
+            <wp:cNvGraphicFramePr>
+              <a:graphicFrameLocks xmlns:a="http://schemas.openxmlformats.org/drawingml/2006/main" noChangeAspect="1"/>
+            </wp:cNvGraphicFramePr>
+            <a:graphic xmlns:a="http://schemas.openxmlformats.org/drawingml/2006/main">
+              <a:graphicData uri="http://schemas.openxmlformats.org/drawingml/2006/picture">
+                <pic:pic xmlns:pic="http://schemas.openxmlformats.org/drawingml/2006/picture">
+                  <pic:nvPicPr>
+                    <pic:cNvPr id="1" name=""/>
+                    <pic:cNvPicPr/>
+                  </pic:nvPicPr>
+                  <pic:blipFill>
+                    <a:blip r:embed="rId30"/>
+                    <a:stretch>
+                      <a:fillRect/>
+                    </a:stretch>
+                  </pic:blipFill>
+                  <pic:spPr>
+                    <a:xfrm>
+                      <a:off x="0" y="0"/>
+                      <a:ext cx="3829584" cy="5430008"/>
+                    </a:xfrm>
+                    <a:prstGeom prst="rect">
+                      <a:avLst/>
+                    </a:prstGeom>
+                  </pic:spPr>
+                </pic:pic>
+              </a:graphicData>
+            </a:graphic>
+          </wp:inline>
+        </w:drawing>
+      </w:r>
+    </w:p>
+    <w:p>
+      <w:pPr>
+        <w:spacing w:after="172" w:line="259" w:lineRule="auto"/>
+        <w:ind w:left="-5" w:right="126"/>
+      </w:pPr>
+    </w:p>
+    <w:p>
+      <w:pPr>
+        <w:spacing w:after="172" w:line="259" w:lineRule="auto"/>
+        <w:ind w:left="-5" w:right="126"/>
+      </w:pPr>
+    </w:p>
+    <w:p>
+      <w:pPr>
+        <w:spacing w:after="172" w:line="259" w:lineRule="auto"/>
+        <w:ind w:left="-5" w:right="126"/>
+      </w:pPr>
+    </w:p>
+    <w:p>
+      <w:pPr>
+        <w:spacing w:after="172" w:line="259" w:lineRule="auto"/>
+        <w:ind w:left="-5" w:right="126"/>
+      </w:pPr>
+    </w:p>
+    <w:p>
+      <w:pPr>
+        <w:spacing w:after="172" w:line="259" w:lineRule="auto"/>
+        <w:ind w:left="-5" w:right="126"/>
+      </w:pPr>
+    </w:p>
+    <w:p>
+      <w:pPr>
+        <w:spacing w:after="172" w:line="259" w:lineRule="auto"/>
+        <w:ind w:left="-5" w:right="126"/>
+      </w:pPr>
+    </w:p>
+    <w:p>
+      <w:pPr>
+        <w:spacing w:after="172" w:line="259" w:lineRule="auto"/>
+        <w:ind w:left="-5" w:right="126"/>
+      </w:pPr>
+    </w:p>
+    <w:p>
+      <w:pPr>
+        <w:spacing w:after="172" w:line="259" w:lineRule="auto"/>
+        <w:ind w:left="-5" w:right="126"/>
+      </w:pPr>
+    </w:p>
+    <w:p>
+      <w:pPr>
+        <w:spacing w:after="172" w:line="259" w:lineRule="auto"/>
+        <w:ind w:left="-5" w:right="126"/>
+      </w:pPr>
+    </w:p>
+    <w:p>
+      <w:pPr>
+        <w:spacing w:after="172" w:line="259" w:lineRule="auto"/>
+        <w:ind w:left="-5" w:right="126"/>
+        <w:rPr>
+          <w:b/>
+          <w:bCs/>
+        </w:rPr>
+      </w:pPr>
+      <w:r>
+        <w:rPr>
+          <w:b/>
+          <w:bCs/>
+        </w:rPr>
+        <w:lastRenderedPageBreak/>
+        <w:t>Botão do rodapé:</w:t>
+      </w:r>
+    </w:p>
+    <w:p>
+      <w:pPr>
+        <w:spacing w:after="172" w:line="259" w:lineRule="auto"/>
+        <w:ind w:left="-5" w:right="126"/>
+      </w:pPr>
+      <w:r>
+        <w:t>Estiliza o botão de envio de mensagem no rodapé do chat</w:t>
+      </w:r>
+      <w:r>
+        <w:t xml:space="preserve"> e o estado de houver do botão.</w:t>
+      </w:r>
+    </w:p>
+    <w:p>
+      <w:pPr>
+        <w:spacing w:after="172" w:line="259" w:lineRule="auto"/>
+        <w:ind w:left="-5" w:right="126"/>
+      </w:pPr>
+      <w:r>
+        <w:drawing>
+          <wp:inline distT="0" distB="0" distL="0" distR="0" wp14:anchorId="1EC7CDC9" wp14:editId="722E56BB">
+            <wp:extent cx="4267796" cy="2953162"/>
+            <wp:effectExtent l="0" t="0" r="0" b="0"/>
+            <wp:docPr id="6" name="Imagem 6"/>
+            <wp:cNvGraphicFramePr>
+              <a:graphicFrameLocks xmlns:a="http://schemas.openxmlformats.org/drawingml/2006/main" noChangeAspect="1"/>
+            </wp:cNvGraphicFramePr>
+            <a:graphic xmlns:a="http://schemas.openxmlformats.org/drawingml/2006/main">
+              <a:graphicData uri="http://schemas.openxmlformats.org/drawingml/2006/picture">
+                <pic:pic xmlns:pic="http://schemas.openxmlformats.org/drawingml/2006/picture">
+                  <pic:nvPicPr>
+                    <pic:cNvPr id="1" name=""/>
+                    <pic:cNvPicPr/>
+                  </pic:nvPicPr>
+                  <pic:blipFill>
+                    <a:blip r:embed="rId31"/>
+                    <a:stretch>
+                      <a:fillRect/>
+                    </a:stretch>
+                  </pic:blipFill>
+                  <pic:spPr>
+                    <a:xfrm>
+                      <a:off x="0" y="0"/>
+                      <a:ext cx="4267796" cy="2953162"/>
+                    </a:xfrm>
+                    <a:prstGeom prst="rect">
+                      <a:avLst/>
+                    </a:prstGeom>
+                  </pic:spPr>
+                </pic:pic>
+              </a:graphicData>
+            </a:graphic>
+          </wp:inline>
+        </w:drawing>
+      </w:r>
+    </w:p>
+    <w:p>
+      <w:pPr>
+        <w:spacing w:after="172" w:line="259" w:lineRule="auto"/>
+        <w:ind w:left="-5" w:right="126"/>
+      </w:pPr>
+    </w:p>
+    <w:p>
+      <w:pPr>
+        <w:spacing w:after="172" w:line="259" w:lineRule="auto"/>
+        <w:ind w:left="-5" w:right="126"/>
+        <w:rPr>
+          <w:b/>
+          <w:bCs/>
+        </w:rPr>
+      </w:pPr>
+      <w:r>
+        <w:rPr>
+          <w:b/>
+          <w:bCs/>
+        </w:rPr>
+        <w:t>Notificação da página de receita:</w:t>
+      </w:r>
+    </w:p>
+    <w:p>
+      <w:pPr>
+        <w:spacing w:after="172" w:line="259" w:lineRule="auto"/>
+        <w:ind w:left="-5" w:right="126"/>
+      </w:pPr>
+      <w:r>
+        <w:t>Estiliza a notificação da dica na página de receitas.</w:t>
+      </w:r>
+    </w:p>
+    <w:p>
+      <w:pPr>
+        <w:spacing w:after="172" w:line="259" w:lineRule="auto"/>
+        <w:ind w:left="-5" w:right="126"/>
+      </w:pPr>
+      <w:r>
+        <w:drawing>
+          <wp:inline distT="0" distB="0" distL="0" distR="0" wp14:anchorId="0895C276" wp14:editId="7451DDC4">
+            <wp:extent cx="4029637" cy="3077004"/>
+            <wp:effectExtent l="0" t="0" r="9525" b="9525"/>
+            <wp:docPr id="7" name="Imagem 7"/>
+            <wp:cNvGraphicFramePr>
+              <a:graphicFrameLocks xmlns:a="http://schemas.openxmlformats.org/drawingml/2006/main" noChangeAspect="1"/>
+            </wp:cNvGraphicFramePr>
+            <a:graphic xmlns:a="http://schemas.openxmlformats.org/drawingml/2006/main">
+              <a:graphicData uri="http://schemas.openxmlformats.org/drawingml/2006/picture">
+                <pic:pic xmlns:pic="http://schemas.openxmlformats.org/drawingml/2006/picture">
+                  <pic:nvPicPr>
+                    <pic:cNvPr id="1" name=""/>
+                    <pic:cNvPicPr/>
+                  </pic:nvPicPr>
+                  <pic:blipFill>
+                    <a:blip r:embed="rId32"/>
+                    <a:stretch>
+                      <a:fillRect/>
+                    </a:stretch>
+                  </pic:blipFill>
+                  <pic:spPr>
+                    <a:xfrm>
+                      <a:off x="0" y="0"/>
+                      <a:ext cx="4029637" cy="3077004"/>
+                    </a:xfrm>
+                    <a:prstGeom prst="rect">
+                      <a:avLst/>
+                    </a:prstGeom>
+                  </pic:spPr>
+                </pic:pic>
+              </a:graphicData>
+            </a:graphic>
+          </wp:inline>
+        </w:drawing>
+      </w:r>
+    </w:p>
+    <w:p>
+      <w:pPr>
+        <w:spacing w:after="172" w:line="259" w:lineRule="auto"/>
+        <w:ind w:left="-5" w:right="126"/>
+      </w:pPr>
+    </w:p>
+    <w:p>
+      <w:pPr>
+        <w:spacing w:after="172" w:line="259" w:lineRule="auto"/>
+        <w:ind w:left="-5" w:right="126"/>
+      </w:pPr>
+    </w:p>
+    <w:p>
+      <w:pPr>
+        <w:spacing w:after="172" w:line="259" w:lineRule="auto"/>
+        <w:ind w:left="-5" w:right="126"/>
+      </w:pPr>
+    </w:p>
+    <w:p>
+      <w:pPr>
+        <w:spacing w:after="172" w:line="259" w:lineRule="auto"/>
+        <w:ind w:left="-5" w:right="126"/>
+      </w:pPr>
+    </w:p>
+    <w:p>
+      <w:pPr>
         <w:spacing w:after="88" w:line="259" w:lineRule="auto"/>
         <w:ind w:left="-5" w:right="0"/>
       </w:pPr>
@@ -1858,6 +2712,7 @@
           <w:b/>
           <w:sz w:val="30"/>
         </w:rPr>
+        <w:lastRenderedPageBreak/>
         <w:t xml:space="preserve">Ajuste para telas de tamanho diferentes (responsividade): </w:t>
       </w:r>
     </w:p>
@@ -1866,6 +2721,10 @@
         <w:spacing w:after="0" w:line="259" w:lineRule="auto"/>
         <w:ind w:left="0" w:right="3577" w:firstLine="0"/>
         <w:jc w:val="center"/>
+        <w:rPr>
+          <w:b/>
+          <w:sz w:val="30"/>
+        </w:rPr>
       </w:pPr>
       <w:r>
         <w:rPr>
@@ -1885,7 +2744,7 @@
                     <pic:cNvPicPr/>
                   </pic:nvPicPr>
                   <pic:blipFill>
-                    <a:blip r:embed="rId24"/>
+                    <a:blip r:embed="rId33"/>
                     <a:stretch>
                       <a:fillRect/>
                     </a:stretch>
@@ -1915,6 +2774,104 @@
     </w:p>
     <w:p>
       <w:pPr>
+        <w:spacing w:after="0" w:line="259" w:lineRule="auto"/>
+        <w:ind w:left="0" w:right="3577" w:firstLine="0"/>
+        <w:jc w:val="center"/>
+        <w:rPr>
+          <w:b/>
+          <w:sz w:val="30"/>
+        </w:rPr>
+      </w:pPr>
+    </w:p>
+    <w:p>
+      <w:pPr>
+        <w:spacing w:after="0" w:line="259" w:lineRule="auto"/>
+        <w:ind w:left="0" w:right="3577" w:firstLine="0"/>
+        <w:jc w:val="center"/>
+        <w:rPr>
+          <w:b/>
+          <w:sz w:val="30"/>
+        </w:rPr>
+      </w:pPr>
+    </w:p>
+    <w:p>
+      <w:pPr>
+        <w:spacing w:after="0" w:line="259" w:lineRule="auto"/>
+        <w:ind w:left="0" w:right="3577" w:firstLine="0"/>
+        <w:jc w:val="center"/>
+        <w:rPr>
+          <w:b/>
+          <w:sz w:val="30"/>
+        </w:rPr>
+      </w:pPr>
+    </w:p>
+    <w:p>
+      <w:pPr>
+        <w:spacing w:after="0" w:line="259" w:lineRule="auto"/>
+        <w:ind w:left="0" w:right="3577" w:firstLine="0"/>
+        <w:jc w:val="center"/>
+        <w:rPr>
+          <w:b/>
+          <w:sz w:val="30"/>
+        </w:rPr>
+      </w:pPr>
+    </w:p>
+    <w:p>
+      <w:pPr>
+        <w:spacing w:after="0" w:line="259" w:lineRule="auto"/>
+        <w:ind w:left="0" w:right="3577" w:firstLine="0"/>
+        <w:jc w:val="center"/>
+        <w:rPr>
+          <w:b/>
+          <w:sz w:val="30"/>
+        </w:rPr>
+      </w:pPr>
+    </w:p>
+    <w:p>
+      <w:pPr>
+        <w:spacing w:after="0" w:line="259" w:lineRule="auto"/>
+        <w:ind w:left="0" w:right="3577" w:firstLine="0"/>
+        <w:jc w:val="center"/>
+        <w:rPr>
+          <w:b/>
+          <w:sz w:val="30"/>
+        </w:rPr>
+      </w:pPr>
+    </w:p>
+    <w:p>
+      <w:pPr>
+        <w:spacing w:after="0" w:line="259" w:lineRule="auto"/>
+        <w:ind w:left="0" w:right="3577" w:firstLine="0"/>
+        <w:jc w:val="center"/>
+        <w:rPr>
+          <w:b/>
+          <w:sz w:val="30"/>
+        </w:rPr>
+      </w:pPr>
+    </w:p>
+    <w:p>
+      <w:pPr>
+        <w:spacing w:after="0" w:line="259" w:lineRule="auto"/>
+        <w:ind w:left="0" w:right="3577" w:firstLine="0"/>
+        <w:jc w:val="center"/>
+        <w:rPr>
+          <w:b/>
+          <w:sz w:val="30"/>
+        </w:rPr>
+      </w:pPr>
+    </w:p>
+    <w:p>
+      <w:pPr>
+        <w:spacing w:after="0" w:line="259" w:lineRule="auto"/>
+        <w:ind w:left="0" w:right="3577" w:firstLine="0"/>
+        <w:jc w:val="center"/>
+        <w:rPr>
+          <w:u w:val="single"/>
+        </w:rPr>
+      </w:pPr>
+    </w:p>
+    <w:p>
+      <w:pPr>
         <w:spacing w:after="88" w:line="259" w:lineRule="auto"/>
         <w:ind w:left="-5" w:right="0"/>
         <w:rPr>
@@ -1984,7 +2941,7 @@
                     </pic:cNvPicPr>
                   </pic:nvPicPr>
                   <pic:blipFill>
-                    <a:blip r:embed="rId25">
+                    <a:blip r:embed="rId34">
                       <a:extLst>
                         <a:ext uri="{28A0092B-C50C-407E-A947-70E740481C1C}">
                           <a14:useLocalDpi xmlns:a14="http://schemas.microsoft.com/office/drawing/2010/main" val="0"/>
@@ -2136,7 +3093,7 @@
                     </pic:cNvPicPr>
                   </pic:nvPicPr>
                   <pic:blipFill>
-                    <a:blip r:embed="rId26">
+                    <a:blip r:embed="rId35">
                       <a:extLst>
                         <a:ext uri="{28A0092B-C50C-407E-A947-70E740481C1C}">
                           <a14:useLocalDpi xmlns:a14="http://schemas.microsoft.com/office/drawing/2010/main" val="0"/>
@@ -2195,7 +3152,7 @@
                     </pic:cNvPicPr>
                   </pic:nvPicPr>
                   <pic:blipFill>
-                    <a:blip r:embed="rId27">
+                    <a:blip r:embed="rId36">
                       <a:extLst>
                         <a:ext uri="{28A0092B-C50C-407E-A947-70E740481C1C}">
                           <a14:useLocalDpi xmlns:a14="http://schemas.microsoft.com/office/drawing/2010/main" val="0"/>
@@ -2255,7 +3212,7 @@
                     </pic:cNvPicPr>
                   </pic:nvPicPr>
                   <pic:blipFill>
-                    <a:blip r:embed="rId28">
+                    <a:blip r:embed="rId37">
                       <a:extLst>
                         <a:ext uri="{28A0092B-C50C-407E-A947-70E740481C1C}">
                           <a14:useLocalDpi xmlns:a14="http://schemas.microsoft.com/office/drawing/2010/main" val="0"/>
@@ -2453,7 +3410,7 @@
                     </pic:cNvPicPr>
                   </pic:nvPicPr>
                   <pic:blipFill>
-                    <a:blip r:embed="rId29">
+                    <a:blip r:embed="rId38">
                       <a:extLst>
                         <a:ext uri="{28A0092B-C50C-407E-A947-70E740481C1C}">
                           <a14:useLocalDpi xmlns:a14="http://schemas.microsoft.com/office/drawing/2010/main" val="0"/>
@@ -2553,7 +3510,10 @@
         <w:ind w:left="-5" w:right="233"/>
       </w:pPr>
       <w:r>
-        <w:t xml:space="preserve">Através deste projeto, aprendemos a estruturar uma landing page usando HTML5, CSS e JavaScript, enfatizando a importância do design responsivo e da acessibilidade. A integração dessas tecnologias mostrou como criar interatividade com recursos como o carrossel, implementado em JQuery. </w:t>
+        <w:t>Através deste projeto, aprendemos a estruturar uma landing page usando HTML5, CSS e JavaScript, enfatizando a importância do design responsivo e da acessibilidade. A integração dessas tecnologi</w:t>
+      </w:r>
+      <w:r>
+        <w:t xml:space="preserve">as mostrou como criar interatividade com recursos como o carrossel, implementado em JQuery. </w:t>
       </w:r>
     </w:p>
     <w:sectPr>
@@ -2565,8 +3525,58 @@
 </w:document>
 </file>
 
+<file path=word/endnotes.xml><?xml version="1.0" encoding="utf-8"?>
+<w:endnotes xmlns:wpc="http://schemas.microsoft.com/office/word/2010/wordprocessingCanvas" xmlns:cx="http://schemas.microsoft.com/office/drawing/2014/chartex" xmlns:cx1="http://schemas.microsoft.com/office/drawing/2015/9/8/chartex" xmlns:cx2="http://schemas.microsoft.com/office/drawing/2015/10/21/chartex" xmlns:cx3="http://schemas.microsoft.com/office/drawing/2016/5/9/chartex" xmlns:cx4="http://schemas.microsoft.com/office/drawing/2016/5/10/chartex" xmlns:cx5="http://schemas.microsoft.com/office/drawing/2016/5/11/chartex" xmlns:cx6="http://schemas.microsoft.com/office/drawing/2016/5/12/chartex" xmlns:cx7="http://schemas.microsoft.com/office/drawing/2016/5/13/chartex" xmlns:cx8="http://schemas.microsoft.com/office/drawing/2016/5/14/chartex" xmlns:mc="http://schemas.openxmlformats.org/markup-compatibility/2006" xmlns:aink="http://schemas.microsoft.com/office/drawing/2016/ink" xmlns:am3d="http://schemas.microsoft.com/office/drawing/2017/model3d" xmlns:o="urn:schemas-microsoft-com:office:office" xmlns:r="http://schemas.openxmlformats.org/officeDocument/2006/relationships" xmlns:m="http://schemas.openxmlformats.org/officeDocument/2006/math" xmlns:v="urn:schemas-microsoft-com:vml" xmlns:wp14="http://schemas.microsoft.com/office/word/2010/wordprocessingDrawing" xmlns:wp="http://schemas.openxmlformats.org/drawingml/2006/wordprocessingDrawing" xmlns:w10="urn:schemas-microsoft-com:office:word" xmlns:w="http://schemas.openxmlformats.org/wordprocessingml/2006/main" xmlns:w14="http://schemas.microsoft.com/office/word/2010/wordml" xmlns:w15="http://schemas.microsoft.com/office/word/2012/wordml" xmlns:w16cex="http://schemas.microsoft.com/office/word/2018/wordml/cex" xmlns:w16cid="http://schemas.microsoft.com/office/word/2016/wordml/cid" xmlns:w16="http://schemas.microsoft.com/office/word/2018/wordml" xmlns:w16sdtdh="http://schemas.microsoft.com/office/word/2020/wordml/sdtdatahash" xmlns:w16se="http://schemas.microsoft.com/office/word/2015/wordml/symex" xmlns:wpg="http://schemas.microsoft.com/office/word/2010/wordprocessingGroup" xmlns:wpi="http://schemas.microsoft.com/office/word/2010/wordprocessingInk" xmlns:wne="http://schemas.microsoft.com/office/word/2006/wordml" xmlns:wps="http://schemas.microsoft.com/office/word/2010/wordprocessingShape" mc:Ignorable="w14 w15 w16se w16cid w16 w16cex w16sdtdh wp14">
+  <w:endnote w:type="separator" w:id="-1">
+    <w:p>
+      <w:pPr>
+        <w:spacing w:after="0" w:line="240" w:lineRule="auto"/>
+      </w:pPr>
+      <w:r>
+        <w:separator/>
+      </w:r>
+    </w:p>
+  </w:endnote>
+  <w:endnote w:type="continuationSeparator" w:id="0">
+    <w:p>
+      <w:pPr>
+        <w:spacing w:after="0" w:line="240" w:lineRule="auto"/>
+      </w:pPr>
+      <w:r>
+        <w:continuationSeparator/>
+      </w:r>
+    </w:p>
+  </w:endnote>
+</w:endnotes>
+</file>
+
+<file path=word/footnotes.xml><?xml version="1.0" encoding="utf-8"?>
+<w:footnotes xmlns:wpc="http://schemas.microsoft.com/office/word/2010/wordprocessingCanvas" xmlns:cx="http://schemas.microsoft.com/office/drawing/2014/chartex" xmlns:cx1="http://schemas.microsoft.com/office/drawing/2015/9/8/chartex" xmlns:cx2="http://schemas.microsoft.com/office/drawing/2015/10/21/chartex" xmlns:cx3="http://schemas.microsoft.com/office/drawing/2016/5/9/chartex" xmlns:cx4="http://schemas.microsoft.com/office/drawing/2016/5/10/chartex" xmlns:cx5="http://schemas.microsoft.com/office/drawing/2016/5/11/chartex" xmlns:cx6="http://schemas.microsoft.com/office/drawing/2016/5/12/chartex" xmlns:cx7="http://schemas.microsoft.com/office/drawing/2016/5/13/chartex" xmlns:cx8="http://schemas.microsoft.com/office/drawing/2016/5/14/chartex" xmlns:mc="http://schemas.openxmlformats.org/markup-compatibility/2006" xmlns:aink="http://schemas.microsoft.com/office/drawing/2016/ink" xmlns:am3d="http://schemas.microsoft.com/office/drawing/2017/model3d" xmlns:o="urn:schemas-microsoft-com:office:office" xmlns:r="http://schemas.openxmlformats.org/officeDocument/2006/relationships" xmlns:m="http://schemas.openxmlformats.org/officeDocument/2006/math" xmlns:v="urn:schemas-microsoft-com:vml" xmlns:wp14="http://schemas.microsoft.com/office/word/2010/wordprocessingDrawing" xmlns:wp="http://schemas.openxmlformats.org/drawingml/2006/wordprocessingDrawing" xmlns:w10="urn:schemas-microsoft-com:office:word" xmlns:w="http://schemas.openxmlformats.org/wordprocessingml/2006/main" xmlns:w14="http://schemas.microsoft.com/office/word/2010/wordml" xmlns:w15="http://schemas.microsoft.com/office/word/2012/wordml" xmlns:w16cex="http://schemas.microsoft.com/office/word/2018/wordml/cex" xmlns:w16cid="http://schemas.microsoft.com/office/word/2016/wordml/cid" xmlns:w16="http://schemas.microsoft.com/office/word/2018/wordml" xmlns:w16sdtdh="http://schemas.microsoft.com/office/word/2020/wordml/sdtdatahash" xmlns:w16se="http://schemas.microsoft.com/office/word/2015/wordml/symex" xmlns:wpg="http://schemas.microsoft.com/office/word/2010/wordprocessingGroup" xmlns:wpi="http://schemas.microsoft.com/office/word/2010/wordprocessingInk" xmlns:wne="http://schemas.microsoft.com/office/word/2006/wordml" xmlns:wps="http://schemas.microsoft.com/office/word/2010/wordprocessingShape" mc:Ignorable="w14 w15 w16se w16cid w16 w16cex w16sdtdh wp14">
+  <w:footnote w:type="separator" w:id="-1">
+    <w:p>
+      <w:pPr>
+        <w:spacing w:after="0" w:line="240" w:lineRule="auto"/>
+      </w:pPr>
+      <w:r>
+        <w:separator/>
+      </w:r>
+    </w:p>
+  </w:footnote>
+  <w:footnote w:type="continuationSeparator" w:id="0">
+    <w:p>
+      <w:pPr>
+        <w:spacing w:after="0" w:line="240" w:lineRule="auto"/>
+      </w:pPr>
+      <w:r>
+        <w:continuationSeparator/>
+      </w:r>
+    </w:p>
+  </w:footnote>
+</w:footnotes>
+</file>
+
 <file path=word/numbering.xml><?xml version="1.0" encoding="utf-8"?>
-<w:numbering xmlns:wpc="http://schemas.microsoft.com/office/word/2010/wordprocessingCanvas" xmlns:cx="http://schemas.microsoft.com/office/drawing/2014/chartex" xmlns:cx1="http://schemas.microsoft.com/office/drawing/2015/9/8/chartex" xmlns:cx2="http://schemas.microsoft.com/office/drawing/2015/10/21/chartex" xmlns:cx3="http://schemas.microsoft.com/office/drawing/2016/5/9/chartex" xmlns:cx4="http://schemas.microsoft.com/office/drawing/2016/5/10/chartex" xmlns:cx5="http://schemas.microsoft.com/office/drawing/2016/5/11/chartex" xmlns:cx6="http://schemas.microsoft.com/office/drawing/2016/5/12/chartex" xmlns:cx7="http://schemas.microsoft.com/office/drawing/2016/5/13/chartex" xmlns:cx8="http://schemas.microsoft.com/office/drawing/2016/5/14/chartex" xmlns:mc="http://schemas.openxmlformats.org/markup-compatibility/2006" xmlns:aink="http://schemas.microsoft.com/office/drawing/2016/ink" xmlns:am3d="http://schemas.microsoft.com/office/drawing/2017/model3d" xmlns:o="urn:schemas-microsoft-com:office:office" xmlns:oel="http://schemas.microsoft.com/office/2019/extlst" xmlns:r="http://schemas.openxmlformats.org/officeDocument/2006/relationships" xmlns:m="http://schemas.openxmlformats.org/officeDocument/2006/math" xmlns:v="urn:schemas-microsoft-com:vml" xmlns:wp14="http://schemas.microsoft.com/office/word/2010/wordprocessingDrawing" xmlns:wp="http://schemas.openxmlformats.org/drawingml/2006/wordprocessingDrawing" xmlns:w10="urn:schemas-microsoft-com:office:word" xmlns:w="http://schemas.openxmlformats.org/wordprocessingml/2006/main" xmlns:w14="http://schemas.microsoft.com/office/word/2010/wordml" xmlns:w15="http://schemas.microsoft.com/office/word/2012/wordml" xmlns:w16cex="http://schemas.microsoft.com/office/word/2018/wordml/cex" xmlns:w16cid="http://schemas.microsoft.com/office/word/2016/wordml/cid" xmlns:w16="http://schemas.microsoft.com/office/word/2018/wordml" xmlns:w16du="http://schemas.microsoft.com/office/word/2023/wordml/word16du" xmlns:w16sdtdh="http://schemas.microsoft.com/office/word/2020/wordml/sdtdatahash" xmlns:w16sdtfl="http://schemas.microsoft.com/office/word/2024/wordml/sdtformatlock" xmlns:w16se="http://schemas.microsoft.com/office/word/2015/wordml/symex" xmlns:wpg="http://schemas.microsoft.com/office/word/2010/wordprocessingGroup" xmlns:wpi="http://schemas.microsoft.com/office/word/2010/wordprocessingInk" xmlns:wne="http://schemas.microsoft.com/office/word/2006/wordml" xmlns:wps="http://schemas.microsoft.com/office/word/2010/wordprocessingShape" mc:Ignorable="w14 w15 w16se w16cid w16 w16cex w16sdtdh w16sdtfl w16du wp14">
+<w:numbering xmlns:wpc="http://schemas.microsoft.com/office/word/2010/wordprocessingCanvas" xmlns:cx="http://schemas.microsoft.com/office/drawing/2014/chartex" xmlns:cx1="http://schemas.microsoft.com/office/drawing/2015/9/8/chartex" xmlns:cx2="http://schemas.microsoft.com/office/drawing/2015/10/21/chartex" xmlns:cx3="http://schemas.microsoft.com/office/drawing/2016/5/9/chartex" xmlns:cx4="http://schemas.microsoft.com/office/drawing/2016/5/10/chartex" xmlns:cx5="http://schemas.microsoft.com/office/drawing/2016/5/11/chartex" xmlns:cx6="http://schemas.microsoft.com/office/drawing/2016/5/12/chartex" xmlns:cx7="http://schemas.microsoft.com/office/drawing/2016/5/13/chartex" xmlns:cx8="http://schemas.microsoft.com/office/drawing/2016/5/14/chartex" xmlns:mc="http://schemas.openxmlformats.org/markup-compatibility/2006" xmlns:aink="http://schemas.microsoft.com/office/drawing/2016/ink" xmlns:am3d="http://schemas.microsoft.com/office/drawing/2017/model3d" xmlns:o="urn:schemas-microsoft-com:office:office" xmlns:r="http://schemas.openxmlformats.org/officeDocument/2006/relationships" xmlns:m="http://schemas.openxmlformats.org/officeDocument/2006/math" xmlns:v="urn:schemas-microsoft-com:vml" xmlns:wp14="http://schemas.microsoft.com/office/word/2010/wordprocessingDrawing" xmlns:wp="http://schemas.openxmlformats.org/drawingml/2006/wordprocessingDrawing" xmlns:w10="urn:schemas-microsoft-com:office:word" xmlns:w="http://schemas.openxmlformats.org/wordprocessingml/2006/main" xmlns:w14="http://schemas.microsoft.com/office/word/2010/wordml" xmlns:w15="http://schemas.microsoft.com/office/word/2012/wordml" xmlns:w16cex="http://schemas.microsoft.com/office/word/2018/wordml/cex" xmlns:w16cid="http://schemas.microsoft.com/office/word/2016/wordml/cid" xmlns:w16="http://schemas.microsoft.com/office/word/2018/wordml" xmlns:w16sdtdh="http://schemas.microsoft.com/office/word/2020/wordml/sdtdatahash" xmlns:w16se="http://schemas.microsoft.com/office/word/2015/wordml/symex" xmlns:wpg="http://schemas.microsoft.com/office/word/2010/wordprocessingGroup" xmlns:wpi="http://schemas.microsoft.com/office/word/2010/wordprocessingInk" xmlns:wne="http://schemas.microsoft.com/office/word/2006/wordml" xmlns:wps="http://schemas.microsoft.com/office/word/2010/wordprocessingShape" mc:Ignorable="w14 w15 w16se w16cid w16 w16cex w16sdtdh wp14">
   <w:abstractNum w:abstractNumId="0" w15:restartNumberingAfterBreak="0">
     <w:nsid w:val="0533195B"/>
     <w:multiLevelType w:val="hybridMultilevel"/>
@@ -2574,7 +3584,7 @@
     <w:lvl w:ilvl="0" w:tplc="19FC3054">
       <w:start w:val="1"/>
       <w:numFmt w:val="decimal"/>
-      <w:pStyle w:val="Heading1"/>
+      <w:pStyle w:val="Ttulo1"/>
       <w:lvlText w:val="%1."/>
       <w:lvlJc w:val="left"/>
       <w:pPr>
@@ -3150,20 +4160,20 @@
       </w:rPr>
     </w:lvl>
   </w:abstractNum>
-  <w:num w:numId="1" w16cid:durableId="1379622956">
+  <w:num w:numId="1">
     <w:abstractNumId w:val="2"/>
   </w:num>
-  <w:num w:numId="2" w16cid:durableId="1765833427">
+  <w:num w:numId="2">
     <w:abstractNumId w:val="0"/>
   </w:num>
-  <w:num w:numId="3" w16cid:durableId="1970740396">
+  <w:num w:numId="3">
     <w:abstractNumId w:val="1"/>
   </w:num>
 </w:numbering>
 </file>
 
 <file path=word/styles.xml><?xml version="1.0" encoding="utf-8"?>
-<w:styles xmlns:mc="http://schemas.openxmlformats.org/markup-compatibility/2006" xmlns:r="http://schemas.openxmlformats.org/officeDocument/2006/relationships" xmlns:w="http://schemas.openxmlformats.org/wordprocessingml/2006/main" xmlns:w14="http://schemas.microsoft.com/office/word/2010/wordml" xmlns:w15="http://schemas.microsoft.com/office/word/2012/wordml" xmlns:w16cex="http://schemas.microsoft.com/office/word/2018/wordml/cex" xmlns:w16cid="http://schemas.microsoft.com/office/word/2016/wordml/cid" xmlns:w16="http://schemas.microsoft.com/office/word/2018/wordml" xmlns:w16du="http://schemas.microsoft.com/office/word/2023/wordml/word16du" xmlns:w16sdtdh="http://schemas.microsoft.com/office/word/2020/wordml/sdtdatahash" xmlns:w16sdtfl="http://schemas.microsoft.com/office/word/2024/wordml/sdtformatlock" xmlns:w16se="http://schemas.microsoft.com/office/word/2015/wordml/symex" mc:Ignorable="w14 w15 w16se w16cid w16 w16cex w16sdtdh w16sdtfl w16du">
+<w:styles xmlns:mc="http://schemas.openxmlformats.org/markup-compatibility/2006" xmlns:r="http://schemas.openxmlformats.org/officeDocument/2006/relationships" xmlns:w="http://schemas.openxmlformats.org/wordprocessingml/2006/main" xmlns:w14="http://schemas.microsoft.com/office/word/2010/wordml" xmlns:w15="http://schemas.microsoft.com/office/word/2012/wordml" xmlns:w16cex="http://schemas.microsoft.com/office/word/2018/wordml/cex" xmlns:w16cid="http://schemas.microsoft.com/office/word/2016/wordml/cid" xmlns:w16="http://schemas.microsoft.com/office/word/2018/wordml" xmlns:w16sdtdh="http://schemas.microsoft.com/office/word/2020/wordml/sdtdatahash" xmlns:w16se="http://schemas.microsoft.com/office/word/2015/wordml/symex" mc:Ignorable="w14 w15 w16se w16cid w16 w16cex w16sdtdh">
   <w:docDefaults>
     <w:rPrDefault>
       <w:rPr>
@@ -3571,10 +4581,10 @@
       <w:color w:val="000000"/>
     </w:rPr>
   </w:style>
-  <w:style w:type="paragraph" w:styleId="Heading1">
+  <w:style w:type="paragraph" w:styleId="Ttulo1">
     <w:name w:val="heading 1"/>
     <w:next w:val="Normal"/>
-    <w:link w:val="Heading1Char"/>
+    <w:link w:val="Ttulo1Char"/>
     <w:uiPriority w:val="9"/>
     <w:qFormat/>
     <w:pPr>
@@ -3594,12 +4604,13 @@
       <w:sz w:val="36"/>
     </w:rPr>
   </w:style>
-  <w:style w:type="character" w:default="1" w:styleId="DefaultParagraphFont">
+  <w:style w:type="character" w:default="1" w:styleId="Fontepargpadro">
     <w:name w:val="Default Paragraph Font"/>
     <w:uiPriority w:val="1"/>
+    <w:semiHidden/>
     <w:unhideWhenUsed/>
   </w:style>
-  <w:style w:type="table" w:default="1" w:styleId="TableNormal">
+  <w:style w:type="table" w:default="1" w:styleId="Tabelanormal">
     <w:name w:val="Normal Table"/>
     <w:uiPriority w:val="99"/>
     <w:semiHidden/>
@@ -3614,20 +4625,85 @@
       </w:tblCellMar>
     </w:tblPr>
   </w:style>
-  <w:style w:type="numbering" w:default="1" w:styleId="NoList">
+  <w:style w:type="numbering" w:default="1" w:styleId="Semlista">
     <w:name w:val="No List"/>
     <w:uiPriority w:val="99"/>
     <w:semiHidden/>
     <w:unhideWhenUsed/>
   </w:style>
-  <w:style w:type="character" w:customStyle="1" w:styleId="Heading1Char">
-    <w:name w:val="Heading 1 Char"/>
-    <w:link w:val="Heading1"/>
+  <w:style w:type="character" w:customStyle="1" w:styleId="Ttulo1Char">
+    <w:name w:val="Título 1 Char"/>
+    <w:link w:val="Ttulo1"/>
     <w:rPr>
       <w:rFonts w:ascii="Arial" w:eastAsia="Arial" w:hAnsi="Arial" w:cs="Arial"/>
       <w:b/>
       <w:color w:val="000000"/>
       <w:sz w:val="36"/>
+    </w:rPr>
+  </w:style>
+  <w:style w:type="character" w:styleId="CdigoHTML">
+    <w:name w:val="HTML Code"/>
+    <w:basedOn w:val="Fontepargpadro"/>
+    <w:uiPriority w:val="99"/>
+    <w:semiHidden/>
+    <w:unhideWhenUsed/>
+    <w:rsid w:val="004B367C"/>
+    <w:rPr>
+      <w:rFonts w:ascii="Courier New" w:eastAsia="Times New Roman" w:hAnsi="Courier New" w:cs="Courier New"/>
+      <w:sz w:val="20"/>
+      <w:szCs w:val="20"/>
+    </w:rPr>
+  </w:style>
+  <w:style w:type="paragraph" w:styleId="Cabealho">
+    <w:name w:val="header"/>
+    <w:basedOn w:val="Normal"/>
+    <w:link w:val="CabealhoChar"/>
+    <w:uiPriority w:val="99"/>
+    <w:unhideWhenUsed/>
+    <w:rsid w:val="004B367C"/>
+    <w:pPr>
+      <w:tabs>
+        <w:tab w:val="center" w:pos="4252"/>
+        <w:tab w:val="right" w:pos="8504"/>
+      </w:tabs>
+      <w:spacing w:after="0" w:line="240" w:lineRule="auto"/>
+    </w:pPr>
+  </w:style>
+  <w:style w:type="character" w:customStyle="1" w:styleId="CabealhoChar">
+    <w:name w:val="Cabeçalho Char"/>
+    <w:basedOn w:val="Fontepargpadro"/>
+    <w:link w:val="Cabealho"/>
+    <w:uiPriority w:val="99"/>
+    <w:rsid w:val="004B367C"/>
+    <w:rPr>
+      <w:rFonts w:ascii="Arial" w:eastAsia="Arial" w:hAnsi="Arial" w:cs="Arial"/>
+      <w:color w:val="000000"/>
+    </w:rPr>
+  </w:style>
+  <w:style w:type="paragraph" w:styleId="Rodap">
+    <w:name w:val="footer"/>
+    <w:basedOn w:val="Normal"/>
+    <w:link w:val="RodapChar"/>
+    <w:uiPriority w:val="99"/>
+    <w:unhideWhenUsed/>
+    <w:rsid w:val="004B367C"/>
+    <w:pPr>
+      <w:tabs>
+        <w:tab w:val="center" w:pos="4252"/>
+        <w:tab w:val="right" w:pos="8504"/>
+      </w:tabs>
+      <w:spacing w:after="0" w:line="240" w:lineRule="auto"/>
+    </w:pPr>
+  </w:style>
+  <w:style w:type="character" w:customStyle="1" w:styleId="RodapChar">
+    <w:name w:val="Rodapé Char"/>
+    <w:basedOn w:val="Fontepargpadro"/>
+    <w:link w:val="Rodap"/>
+    <w:uiPriority w:val="99"/>
+    <w:rsid w:val="004B367C"/>
+    <w:rPr>
+      <w:rFonts w:ascii="Arial" w:eastAsia="Arial" w:hAnsi="Arial" w:cs="Arial"/>
+      <w:color w:val="000000"/>
     </w:rPr>
   </w:style>
 </w:styles>
